--- a/APLOS/POPResources/Templates/NOMPSLEnglish.docx
+++ b/APLOS/POPResources/Templates/NOMPSLEnglish.docx
@@ -1,6 +1,6 @@
 
 <file path=word/document.xml><?xml version="1.0" encoding="utf-8"?>
-<w:document xmlns:wpc="http://schemas.microsoft.com/office/word/2010/wordprocessingCanvas" xmlns:mc="http://schemas.openxmlformats.org/markup-compatibility/2006" xmlns:o="urn:schemas-microsoft-com:office:office" xmlns:r="http://schemas.openxmlformats.org/officeDocument/2006/relationships" xmlns:m="http://schemas.openxmlformats.org/officeDocument/2006/math" xmlns:v="urn:schemas-microsoft-com:vml" xmlns:wp14="http://schemas.microsoft.com/office/word/2010/wordprocessingDrawing" xmlns:wp="http://schemas.openxmlformats.org/drawingml/2006/wordprocessingDrawing" xmlns:w10="urn:schemas-microsoft-com:office:word" xmlns:w="http://schemas.openxmlformats.org/wordprocessingml/2006/main" xmlns:w14="http://schemas.microsoft.com/office/word/2010/wordml" xmlns:w15="http://schemas.microsoft.com/office/word/2012/wordml" xmlns:wpg="http://schemas.microsoft.com/office/word/2010/wordprocessingGroup" xmlns:wpi="http://schemas.microsoft.com/office/word/2010/wordprocessingInk" xmlns:wne="http://schemas.microsoft.com/office/word/2006/wordml" xmlns:wps="http://schemas.microsoft.com/office/word/2010/wordprocessingShape" mc:Ignorable="w14 w15 wp14">
+<w:document xmlns:wpc="http://schemas.microsoft.com/office/word/2010/wordprocessingCanvas" xmlns:cx="http://schemas.microsoft.com/office/drawing/2014/chartex" xmlns:cx1="http://schemas.microsoft.com/office/drawing/2015/9/8/chartex" xmlns:cx2="http://schemas.microsoft.com/office/drawing/2015/10/21/chartex" xmlns:cx3="http://schemas.microsoft.com/office/drawing/2016/5/9/chartex" xmlns:cx4="http://schemas.microsoft.com/office/drawing/2016/5/10/chartex" xmlns:cx5="http://schemas.microsoft.com/office/drawing/2016/5/11/chartex" xmlns:cx6="http://schemas.microsoft.com/office/drawing/2016/5/12/chartex" xmlns:cx7="http://schemas.microsoft.com/office/drawing/2016/5/13/chartex" xmlns:cx8="http://schemas.microsoft.com/office/drawing/2016/5/14/chartex" xmlns:mc="http://schemas.openxmlformats.org/markup-compatibility/2006" xmlns:aink="http://schemas.microsoft.com/office/drawing/2016/ink" xmlns:am3d="http://schemas.microsoft.com/office/drawing/2017/model3d" xmlns:o="urn:schemas-microsoft-com:office:office" xmlns:r="http://schemas.openxmlformats.org/officeDocument/2006/relationships" xmlns:m="http://schemas.openxmlformats.org/officeDocument/2006/math" xmlns:v="urn:schemas-microsoft-com:vml" xmlns:wp14="http://schemas.microsoft.com/office/word/2010/wordprocessingDrawing" xmlns:wp="http://schemas.openxmlformats.org/drawingml/2006/wordprocessingDrawing" xmlns:w10="urn:schemas-microsoft-com:office:word" xmlns:w="http://schemas.openxmlformats.org/wordprocessingml/2006/main" xmlns:w14="http://schemas.microsoft.com/office/word/2010/wordml" xmlns:w15="http://schemas.microsoft.com/office/word/2012/wordml" xmlns:w16cex="http://schemas.microsoft.com/office/word/2018/wordml/cex" xmlns:w16cid="http://schemas.microsoft.com/office/word/2016/wordml/cid" xmlns:w16="http://schemas.microsoft.com/office/word/2018/wordml" xmlns:w16sdtdh="http://schemas.microsoft.com/office/word/2020/wordml/sdtdatahash" xmlns:w16se="http://schemas.microsoft.com/office/word/2015/wordml/symex" xmlns:wpg="http://schemas.microsoft.com/office/word/2010/wordprocessingGroup" xmlns:wpi="http://schemas.microsoft.com/office/word/2010/wordprocessingInk" xmlns:wne="http://schemas.microsoft.com/office/word/2006/wordml" xmlns:wps="http://schemas.microsoft.com/office/word/2010/wordprocessingShape" mc:Ignorable="w14 w15 w16se w16cid w16 w16cex w16sdtdh wp14">
   <w:body>
     <w:p>
       <w:pPr>
@@ -199,7 +199,6 @@
         </w:rPr>
         <w:t>{</w:t>
       </w:r>
-      <w:proofErr w:type="spellStart"/>
       <w:r>
         <w:rPr>
           <w:rFonts w:ascii="Arial Narrow" w:hAnsi="Arial Narrow" w:cstheme="majorHAnsi"/>
@@ -210,7 +209,6 @@
         </w:rPr>
         <w:t>EmployeeName</w:t>
       </w:r>
-      <w:proofErr w:type="spellEnd"/>
       <w:r>
         <w:rPr>
           <w:rFonts w:ascii="Arial Narrow" w:eastAsia="Times New Roman" w:hAnsi="Arial Narrow" w:cstheme="majorHAnsi"/>
@@ -309,25 +307,7 @@
           <w:sz w:val="24"/>
           <w:szCs w:val="24"/>
         </w:rPr>
-        <w:t>{</w:t>
-      </w:r>
-      <w:proofErr w:type="spellStart"/>
-      <w:r>
-        <w:rPr>
-          <w:rFonts w:ascii="Arial Narrow" w:eastAsia="Times New Roman" w:hAnsi="Arial Narrow" w:cstheme="majorHAnsi"/>
-          <w:sz w:val="24"/>
-          <w:szCs w:val="24"/>
-        </w:rPr>
-        <w:t>FatherName</w:t>
-      </w:r>
-      <w:proofErr w:type="spellEnd"/>
-      <w:r>
-        <w:rPr>
-          <w:rFonts w:ascii="Arial Narrow" w:eastAsia="Times New Roman" w:hAnsi="Arial Narrow" w:cstheme="majorHAnsi"/>
-          <w:sz w:val="24"/>
-          <w:szCs w:val="24"/>
-        </w:rPr>
-        <w:t>}</w:t>
+        <w:t>{FatherName}</w:t>
       </w:r>
     </w:p>
     <w:p>
@@ -909,27 +889,7 @@
           <w:sz w:val="20"/>
           <w:szCs w:val="20"/>
         </w:rPr>
-        <w:t>{</w:t>
-      </w:r>
-      <w:proofErr w:type="spellStart"/>
-      <w:r>
-        <w:rPr>
-          <w:rFonts w:ascii="Kalpurush" w:hAnsi="Kalpurush" w:cs="Kalpurush"/>
-          <w:color w:val="000000" w:themeColor="text1"/>
-          <w:sz w:val="20"/>
-          <w:szCs w:val="20"/>
-        </w:rPr>
-        <w:t>PresentAddress</w:t>
-      </w:r>
-      <w:proofErr w:type="spellEnd"/>
-      <w:r>
-        <w:rPr>
-          <w:rFonts w:ascii="Kalpurush" w:hAnsi="Kalpurush" w:cs="Kalpurush"/>
-          <w:color w:val="000000" w:themeColor="text1"/>
-          <w:sz w:val="20"/>
-          <w:szCs w:val="20"/>
-        </w:rPr>
-        <w:t>}</w:t>
+        <w:t>{PresentAddress}</w:t>
       </w:r>
     </w:p>
     <w:p>
@@ -1022,7 +982,6 @@
         <w:tab/>
         <w:t>: {</w:t>
       </w:r>
-      <w:proofErr w:type="spellStart"/>
       <w:r>
         <w:rPr>
           <w:rFonts w:ascii="Kalpurush" w:hAnsi="Kalpurush" w:cs="Kalpurush"/>
@@ -1030,17 +989,7 @@
           <w:sz w:val="20"/>
           <w:szCs w:val="20"/>
         </w:rPr>
-        <w:t>ParmanentAddress</w:t>
-      </w:r>
-      <w:proofErr w:type="spellEnd"/>
-      <w:r>
-        <w:rPr>
-          <w:rFonts w:ascii="Kalpurush" w:hAnsi="Kalpurush" w:cs="Kalpurush"/>
-          <w:color w:val="000000" w:themeColor="text1"/>
-          <w:sz w:val="20"/>
-          <w:szCs w:val="20"/>
-        </w:rPr>
-        <w:t>}</w:t>
+        <w:t>ParmanentAddress}</w:t>
       </w:r>
     </w:p>
     <w:p>
@@ -1126,12 +1075,20 @@
       </w:r>
       <w:r>
         <w:rPr>
+          <w:rFonts w:cstheme="minorHAnsi"/>
+          <w:b/>
+          <w:color w:val="000000" w:themeColor="text1"/>
+        </w:rPr>
+        <w:t>{DocDate}</w:t>
+      </w:r>
+      <w:r>
+        <w:rPr>
           <w:rFonts w:ascii="Kalpurush" w:hAnsi="Kalpurush" w:cs="Kalpurush"/>
           <w:color w:val="000000" w:themeColor="text1"/>
           <w:sz w:val="20"/>
           <w:szCs w:val="20"/>
         </w:rPr>
-        <w:t>{DOJ}</w:t>
+        <w:tab/>
       </w:r>
       <w:r>
         <w:rPr>
@@ -1189,48 +1146,38 @@
       </w:r>
       <w:r>
         <w:rPr>
-          <w:rFonts w:ascii="Kalpurush" w:hAnsi="Kalpurush" w:cs="Kalpurush"/>
+          <w:rFonts w:ascii="Times New Roman" w:hAnsi="Times New Roman"/>
+          <w:b/>
+          <w:color w:val="000000"/>
+          <w:kern w:val="2"/>
+        </w:rPr>
+        <w:t>E.P.S</w:t>
+      </w:r>
+      <w:r>
+        <w:rPr>
+          <w:rFonts w:ascii="Times New Roman" w:hAnsi="Times New Roman"/>
+          <w:b/>
+          <w:color w:val="000000"/>
+          <w:kern w:val="2"/>
+        </w:rPr>
+        <w:t>.</w:t>
+      </w:r>
+      <w:r>
+        <w:rPr>
+          <w:rFonts w:ascii="Times New Roman" w:hAnsi="Times New Roman"/>
+          <w:b/>
+          <w:color w:val="000000"/>
+          <w:kern w:val="2"/>
+        </w:rPr>
+        <w:t xml:space="preserve"> : </w:t>
+      </w:r>
+      <w:r>
+        <w:rPr>
+          <w:rFonts w:cstheme="minorHAnsi"/>
+          <w:b/>
           <w:color w:val="000000" w:themeColor="text1"/>
-          <w:sz w:val="20"/>
-          <w:szCs w:val="20"/>
-        </w:rPr>
-        <w:tab/>
-      </w:r>
-      <w:r>
-        <w:rPr>
-          <w:rFonts w:ascii="Times New Roman" w:hAnsi="Times New Roman"/>
-          <w:b/>
-          <w:color w:val="000000"/>
-          <w:kern w:val="2"/>
-        </w:rPr>
-        <w:t>E.P.S</w:t>
-      </w:r>
-      <w:r>
-        <w:rPr>
-          <w:rFonts w:ascii="Times New Roman" w:hAnsi="Times New Roman"/>
-          <w:b/>
-          <w:color w:val="000000"/>
-          <w:kern w:val="2"/>
-        </w:rPr>
-        <w:t>.</w:t>
-      </w:r>
-      <w:r>
-        <w:rPr>
-          <w:rFonts w:ascii="Times New Roman" w:hAnsi="Times New Roman"/>
-          <w:b/>
-          <w:color w:val="000000"/>
-          <w:kern w:val="2"/>
-        </w:rPr>
-        <w:t xml:space="preserve"> : </w:t>
-      </w:r>
-      <w:r>
-        <w:rPr>
-          <w:rFonts w:ascii="Kalpurush" w:hAnsi="Kalpurush" w:cs="Kalpurush"/>
-          <w:color w:val="000000" w:themeColor="text1"/>
-          <w:sz w:val="20"/>
-          <w:szCs w:val="20"/>
-        </w:rPr>
-        <w:t>{DOJ}</w:t>
+        </w:rPr>
+        <w:t>{DocDate}</w:t>
       </w:r>
     </w:p>
     <w:p>
@@ -1856,25 +1803,7 @@
                 <w:sz w:val="20"/>
                 <w:szCs w:val="20"/>
               </w:rPr>
-              <w:t>{</w:t>
-            </w:r>
-            <w:proofErr w:type="spellStart"/>
-            <w:r>
-              <w:rPr>
-                <w:rFonts w:ascii="Kalpurush" w:hAnsi="Kalpurush" w:cs="Kalpurush"/>
-                <w:sz w:val="20"/>
-                <w:szCs w:val="20"/>
-              </w:rPr>
-              <w:t>NomineeName</w:t>
-            </w:r>
-            <w:proofErr w:type="spellEnd"/>
-            <w:r>
-              <w:rPr>
-                <w:rFonts w:ascii="Kalpurush" w:hAnsi="Kalpurush" w:cs="Kalpurush"/>
-                <w:sz w:val="20"/>
-                <w:szCs w:val="20"/>
-              </w:rPr>
-              <w:t>}</w:t>
+              <w:t>{NomineeName}</w:t>
             </w:r>
           </w:p>
         </w:tc>
@@ -1936,25 +1865,7 @@
                 <w:sz w:val="20"/>
                 <w:szCs w:val="20"/>
               </w:rPr>
-              <w:t>{</w:t>
-            </w:r>
-            <w:proofErr w:type="spellStart"/>
-            <w:r>
-              <w:rPr>
-                <w:rFonts w:ascii="Kalpurush" w:hAnsi="Kalpurush" w:cs="Kalpurush"/>
-                <w:sz w:val="20"/>
-                <w:szCs w:val="20"/>
-              </w:rPr>
-              <w:t>NomineeAddress</w:t>
-            </w:r>
-            <w:proofErr w:type="spellEnd"/>
-            <w:r>
-              <w:rPr>
-                <w:rFonts w:ascii="Kalpurush" w:hAnsi="Kalpurush" w:cs="Kalpurush"/>
-                <w:sz w:val="20"/>
-                <w:szCs w:val="20"/>
-              </w:rPr>
-              <w:t>}</w:t>
+              <w:t>{NomineeAddress}</w:t>
             </w:r>
           </w:p>
         </w:tc>
@@ -2015,25 +1926,7 @@
                 <w:sz w:val="20"/>
                 <w:szCs w:val="20"/>
               </w:rPr>
-              <w:t>{</w:t>
-            </w:r>
-            <w:proofErr w:type="spellStart"/>
-            <w:r>
-              <w:rPr>
-                <w:rFonts w:ascii="Kalpurush" w:hAnsi="Kalpurush" w:cs="Kalpurush"/>
-                <w:sz w:val="20"/>
-                <w:szCs w:val="20"/>
-              </w:rPr>
-              <w:t>NomineeRelation</w:t>
-            </w:r>
-            <w:proofErr w:type="spellEnd"/>
-            <w:r>
-              <w:rPr>
-                <w:rFonts w:ascii="Kalpurush" w:hAnsi="Kalpurush" w:cs="Kalpurush"/>
-                <w:sz w:val="20"/>
-                <w:szCs w:val="20"/>
-              </w:rPr>
-              <w:t>}</w:t>
+              <w:t>{NomineeRelation}</w:t>
             </w:r>
           </w:p>
         </w:tc>
@@ -2094,25 +1987,7 @@
                 <w:sz w:val="20"/>
                 <w:szCs w:val="20"/>
               </w:rPr>
-              <w:t>{</w:t>
-            </w:r>
-            <w:proofErr w:type="spellStart"/>
-            <w:r>
-              <w:rPr>
-                <w:rFonts w:ascii="Kalpurush" w:hAnsi="Kalpurush" w:cs="Kalpurush"/>
-                <w:sz w:val="20"/>
-                <w:szCs w:val="20"/>
-              </w:rPr>
-              <w:t>NomineeAge</w:t>
-            </w:r>
-            <w:proofErr w:type="spellEnd"/>
-            <w:r>
-              <w:rPr>
-                <w:rFonts w:ascii="Kalpurush" w:hAnsi="Kalpurush" w:cs="Kalpurush"/>
-                <w:sz w:val="20"/>
-                <w:szCs w:val="20"/>
-              </w:rPr>
-              <w:t>}</w:t>
+              <w:t>{NomineeAge}</w:t>
             </w:r>
           </w:p>
         </w:tc>
@@ -4602,25 +4477,7 @@
                 <w:sz w:val="20"/>
                 <w:szCs w:val="20"/>
               </w:rPr>
-              <w:t>{</w:t>
-            </w:r>
-            <w:proofErr w:type="spellStart"/>
-            <w:r>
-              <w:rPr>
-                <w:rFonts w:ascii="Kalpurush" w:hAnsi="Kalpurush" w:cs="Kalpurush"/>
-                <w:sz w:val="20"/>
-                <w:szCs w:val="20"/>
-              </w:rPr>
-              <w:t>NomineeName</w:t>
-            </w:r>
-            <w:proofErr w:type="spellEnd"/>
-            <w:r>
-              <w:rPr>
-                <w:rFonts w:ascii="Kalpurush" w:hAnsi="Kalpurush" w:cs="Kalpurush"/>
-                <w:sz w:val="20"/>
-                <w:szCs w:val="20"/>
-              </w:rPr>
-              <w:t>}</w:t>
+              <w:t>{NomineeName}</w:t>
             </w:r>
           </w:p>
         </w:tc>
@@ -4682,25 +4539,7 @@
                 <w:sz w:val="20"/>
                 <w:szCs w:val="20"/>
               </w:rPr>
-              <w:t>{</w:t>
-            </w:r>
-            <w:proofErr w:type="spellStart"/>
-            <w:r>
-              <w:rPr>
-                <w:rFonts w:ascii="Kalpurush" w:hAnsi="Kalpurush" w:cs="Kalpurush"/>
-                <w:sz w:val="20"/>
-                <w:szCs w:val="20"/>
-              </w:rPr>
-              <w:t>NomineeAge</w:t>
-            </w:r>
-            <w:proofErr w:type="spellEnd"/>
-            <w:r>
-              <w:rPr>
-                <w:rFonts w:ascii="Kalpurush" w:hAnsi="Kalpurush" w:cs="Kalpurush"/>
-                <w:sz w:val="20"/>
-                <w:szCs w:val="20"/>
-              </w:rPr>
-              <w:t>}</w:t>
+              <w:t>{NomineeAge}</w:t>
             </w:r>
           </w:p>
         </w:tc>
@@ -4762,25 +4601,7 @@
                 <w:sz w:val="20"/>
                 <w:szCs w:val="20"/>
               </w:rPr>
-              <w:t>{</w:t>
-            </w:r>
-            <w:proofErr w:type="spellStart"/>
-            <w:r>
-              <w:rPr>
-                <w:rFonts w:ascii="Kalpurush" w:hAnsi="Kalpurush" w:cs="Kalpurush"/>
-                <w:sz w:val="20"/>
-                <w:szCs w:val="20"/>
-              </w:rPr>
-              <w:t>NomineeRelation</w:t>
-            </w:r>
-            <w:proofErr w:type="spellEnd"/>
-            <w:r>
-              <w:rPr>
-                <w:rFonts w:ascii="Kalpurush" w:hAnsi="Kalpurush" w:cs="Kalpurush"/>
-                <w:sz w:val="20"/>
-                <w:szCs w:val="20"/>
-              </w:rPr>
-              <w:t>}</w:t>
+              <w:t>{NomineeRelation}</w:t>
             </w:r>
           </w:p>
         </w:tc>
@@ -4941,17 +4762,7 @@
           <w:sz w:val="19"/>
           <w:szCs w:val="24"/>
         </w:rPr>
-        <w:t>** Certified that I have no family, as defined in para 2(vii) of Employees’ Pension Scheme, 1995 and should I acquire a family hereafter I shall furnish particu</w:t>
-      </w:r>
-      <w:r>
-        <w:rPr>
-          <w:rFonts w:ascii="Arial" w:hAnsi="Arial" w:cs="Arial"/>
-          <w:color w:val="000000"/>
-          <w:kern w:val="2"/>
-          <w:sz w:val="19"/>
-          <w:szCs w:val="24"/>
-        </w:rPr>
-        <w:t xml:space="preserve">lars thereon in the above form. </w:t>
+        <w:t xml:space="preserve">** Certified that I have no family, as defined in para 2(vii) of Employees’ Pension Scheme, 1995 and should I acquire a family hereafter I shall furnish particulars thereon in the above form. </w:t>
       </w:r>
     </w:p>
     <w:p>
@@ -5009,29 +4820,7 @@
           <w:sz w:val="19"/>
           <w:szCs w:val="24"/>
         </w:rPr>
-        <w:t>I hereby nominate the following persons for receiving the monthly widow pension (admissible under para 16 2(a) (</w:t>
-      </w:r>
-      <w:proofErr w:type="spellStart"/>
-      <w:r>
-        <w:rPr>
-          <w:rFonts w:ascii="Arial" w:hAnsi="Arial" w:cs="Arial"/>
-          <w:color w:val="000000"/>
-          <w:kern w:val="2"/>
-          <w:sz w:val="19"/>
-          <w:szCs w:val="24"/>
-        </w:rPr>
-        <w:t>i</w:t>
-      </w:r>
-      <w:proofErr w:type="spellEnd"/>
-      <w:r>
-        <w:rPr>
-          <w:rFonts w:ascii="Arial" w:hAnsi="Arial" w:cs="Arial"/>
-          <w:color w:val="000000"/>
-          <w:kern w:val="2"/>
-          <w:sz w:val="19"/>
-          <w:szCs w:val="24"/>
-        </w:rPr>
-        <w:t>) and (ii) of Employees’ Pension Scheme, 1995 in the event of my death without leaving any eligible family member for receiving Pension.</w:t>
+        <w:t>I hereby nominate the following persons for receiving the monthly widow pension (admissible under para 16 2(a) (i) and (ii) of Employees’ Pension Scheme, 1995 in the event of my death without leaving any eligible family member for receiving Pension.</w:t>
       </w:r>
     </w:p>
     <w:p>
@@ -5285,25 +5074,7 @@
                 <w:sz w:val="20"/>
                 <w:szCs w:val="20"/>
               </w:rPr>
-              <w:t>{</w:t>
-            </w:r>
-            <w:proofErr w:type="spellStart"/>
-            <w:r>
-              <w:rPr>
-                <w:rFonts w:ascii="Kalpurush" w:hAnsi="Kalpurush" w:cs="Kalpurush"/>
-                <w:sz w:val="20"/>
-                <w:szCs w:val="20"/>
-              </w:rPr>
-              <w:t>NomineeName</w:t>
-            </w:r>
-            <w:proofErr w:type="spellEnd"/>
-            <w:r>
-              <w:rPr>
-                <w:rFonts w:ascii="Kalpurush" w:hAnsi="Kalpurush" w:cs="Kalpurush"/>
-                <w:sz w:val="20"/>
-                <w:szCs w:val="20"/>
-              </w:rPr>
-              <w:t>}</w:t>
+              <w:t>{NomineeName}</w:t>
             </w:r>
           </w:p>
         </w:tc>
@@ -5365,25 +5136,7 @@
                 <w:sz w:val="20"/>
                 <w:szCs w:val="20"/>
               </w:rPr>
-              <w:t>{</w:t>
-            </w:r>
-            <w:proofErr w:type="spellStart"/>
-            <w:r>
-              <w:rPr>
-                <w:rFonts w:ascii="Kalpurush" w:hAnsi="Kalpurush" w:cs="Kalpurush"/>
-                <w:sz w:val="20"/>
-                <w:szCs w:val="20"/>
-              </w:rPr>
-              <w:t>NomineeAge</w:t>
-            </w:r>
-            <w:proofErr w:type="spellEnd"/>
-            <w:r>
-              <w:rPr>
-                <w:rFonts w:ascii="Kalpurush" w:hAnsi="Kalpurush" w:cs="Kalpurush"/>
-                <w:sz w:val="20"/>
-                <w:szCs w:val="20"/>
-              </w:rPr>
-              <w:t>}</w:t>
+              <w:t>{NomineeAge}</w:t>
             </w:r>
           </w:p>
         </w:tc>
@@ -5445,25 +5198,7 @@
                 <w:sz w:val="20"/>
                 <w:szCs w:val="20"/>
               </w:rPr>
-              <w:t>{</w:t>
-            </w:r>
-            <w:proofErr w:type="spellStart"/>
-            <w:r>
-              <w:rPr>
-                <w:rFonts w:ascii="Kalpurush" w:hAnsi="Kalpurush" w:cs="Kalpurush"/>
-                <w:sz w:val="20"/>
-                <w:szCs w:val="20"/>
-              </w:rPr>
-              <w:t>NomineeRelation</w:t>
-            </w:r>
-            <w:proofErr w:type="spellEnd"/>
-            <w:r>
-              <w:rPr>
-                <w:rFonts w:ascii="Kalpurush" w:hAnsi="Kalpurush" w:cs="Kalpurush"/>
-                <w:sz w:val="20"/>
-                <w:szCs w:val="20"/>
-              </w:rPr>
-              <w:t>}</w:t>
+              <w:t>{NomineeRelation}</w:t>
             </w:r>
           </w:p>
         </w:tc>
@@ -6911,8 +6646,6 @@
           <w:u w:val="single"/>
         </w:rPr>
       </w:pPr>
-      <w:bookmarkStart w:id="0" w:name="_GoBack"/>
-      <w:bookmarkEnd w:id="0"/>
     </w:p>
     <w:p>
       <w:pPr>
@@ -7084,7 +6817,6 @@
           <w:szCs w:val="24"/>
         </w:rPr>
       </w:pPr>
-      <w:proofErr w:type="gramStart"/>
       <w:r>
         <w:rPr>
           <w:rFonts w:ascii="Arial" w:hAnsi="Arial" w:cs="Arial"/>
@@ -7093,62 +6825,7 @@
           <w:sz w:val="19"/>
           <w:szCs w:val="24"/>
         </w:rPr>
-        <w:t>me</w:t>
-      </w:r>
-      <w:proofErr w:type="gramEnd"/>
-      <w:r>
-        <w:rPr>
-          <w:rFonts w:ascii="Arial" w:hAnsi="Arial" w:cs="Arial"/>
-          <w:color w:val="000000"/>
-          <w:kern w:val="2"/>
-          <w:sz w:val="19"/>
-          <w:szCs w:val="24"/>
-        </w:rPr>
-        <w:t xml:space="preserve"> by Shri/Smt./</w:t>
-      </w:r>
-      <w:proofErr w:type="spellStart"/>
-      <w:r>
-        <w:rPr>
-          <w:rFonts w:ascii="Arial" w:hAnsi="Arial" w:cs="Arial"/>
-          <w:color w:val="000000"/>
-          <w:kern w:val="2"/>
-          <w:sz w:val="19"/>
-          <w:szCs w:val="24"/>
-        </w:rPr>
-        <w:t>Kumari</w:t>
-      </w:r>
-      <w:proofErr w:type="spellEnd"/>
-      <w:r>
-        <w:rPr>
-          <w:rFonts w:ascii="Arial" w:hAnsi="Arial" w:cs="Arial"/>
-          <w:color w:val="000000"/>
-          <w:kern w:val="2"/>
-          <w:sz w:val="19"/>
-          <w:szCs w:val="24"/>
-        </w:rPr>
-        <w:t xml:space="preserve"> </w:t>
-      </w:r>
-      <w:proofErr w:type="spellStart"/>
-      <w:r>
-        <w:rPr>
-          <w:rFonts w:ascii="Arial" w:hAnsi="Arial" w:cs="Arial"/>
-          <w:color w:val="000000"/>
-          <w:kern w:val="2"/>
-          <w:sz w:val="19"/>
-          <w:szCs w:val="24"/>
-        </w:rPr>
-        <w:t>Darshan</w:t>
-      </w:r>
-      <w:proofErr w:type="spellEnd"/>
-      <w:r>
-        <w:rPr>
-          <w:rFonts w:ascii="Arial" w:hAnsi="Arial" w:cs="Arial"/>
-          <w:color w:val="000000"/>
-          <w:kern w:val="2"/>
-          <w:sz w:val="19"/>
-          <w:szCs w:val="24"/>
-        </w:rPr>
-        <w:t xml:space="preserve"> Singh                                                                  employed in my establishment after he/she has read the entries. Entries have been read over to him/her by me and got confirmed by him/her.</w:t>
+        <w:t>me by Shri/Smt./Kumari Darshan Singh                                                                  employed in my establishment after he/she has read the entries. Entries have been read over to him/her by me and got confirmed by him/her.</w:t>
       </w:r>
     </w:p>
     <w:p>
@@ -7320,41 +6997,7 @@
           <w:sz w:val="19"/>
           <w:szCs w:val="24"/>
         </w:rPr>
-        <w:t xml:space="preserve"> (</w:t>
-      </w:r>
-      <w:proofErr w:type="gramStart"/>
-      <w:r>
-        <w:rPr>
-          <w:rFonts w:ascii="Arial" w:hAnsi="Arial" w:cs="Arial"/>
-          <w:color w:val="000000"/>
-          <w:kern w:val="2"/>
-          <w:sz w:val="19"/>
-          <w:szCs w:val="24"/>
-        </w:rPr>
-        <w:t>PSL ,</w:t>
-      </w:r>
-      <w:proofErr w:type="spellStart"/>
-      <w:r>
-        <w:rPr>
-          <w:rFonts w:ascii="Arial" w:hAnsi="Arial" w:cs="Arial"/>
-          <w:color w:val="000000"/>
-          <w:kern w:val="2"/>
-          <w:sz w:val="19"/>
-          <w:szCs w:val="24"/>
-        </w:rPr>
-        <w:t>Pithampur</w:t>
-      </w:r>
-      <w:proofErr w:type="spellEnd"/>
-      <w:proofErr w:type="gramEnd"/>
-      <w:r>
-        <w:rPr>
-          <w:rFonts w:ascii="Arial" w:hAnsi="Arial" w:cs="Arial"/>
-          <w:color w:val="000000"/>
-          <w:kern w:val="2"/>
-          <w:sz w:val="19"/>
-          <w:szCs w:val="24"/>
-        </w:rPr>
-        <w:t>)</w:t>
+        <w:t xml:space="preserve"> (PSL ,Pithampur)</w:t>
       </w:r>
     </w:p>
     <w:p>
@@ -7416,21 +7059,8 @@
           <w:sz w:val="19"/>
           <w:szCs w:val="24"/>
         </w:rPr>
-        <w:t xml:space="preserve">Dated </w:t>
-      </w:r>
-      <w:proofErr w:type="gramStart"/>
-      <w:r>
-        <w:rPr>
-          <w:rFonts w:ascii="Times New Roman" w:hAnsi="Times New Roman" w:cs="Arial"/>
-          <w:b/>
-          <w:color w:val="000000"/>
-          <w:kern w:val="2"/>
-          <w:sz w:val="19"/>
-          <w:szCs w:val="24"/>
-        </w:rPr>
-        <w:t>the :</w:t>
-      </w:r>
-      <w:proofErr w:type="gramEnd"/>
+        <w:t>Dated the :</w:t>
+      </w:r>
       <w:r>
         <w:rPr>
           <w:rFonts w:ascii="Times New Roman" w:hAnsi="Times New Roman" w:cs="Arial"/>
@@ -8454,21 +8084,8 @@
           <w:sz w:val="21"/>
           <w:szCs w:val="24"/>
         </w:rPr>
-        <w:t xml:space="preserve">Signature or the employer or other </w:t>
-      </w:r>
-      <w:proofErr w:type="spellStart"/>
-      <w:r>
-        <w:rPr>
-          <w:rFonts w:ascii="Times New Roman" w:hAnsi="Times New Roman" w:cs="Arial"/>
-          <w:b/>
-          <w:color w:val="000000"/>
-          <w:kern w:val="2"/>
-          <w:sz w:val="21"/>
-          <w:szCs w:val="24"/>
-        </w:rPr>
-        <w:t>authorised</w:t>
-      </w:r>
-      <w:proofErr w:type="spellEnd"/>
+        <w:t>Signature or the employer or other authorised</w:t>
+      </w:r>
     </w:p>
     <w:p>
       <w:pPr>
@@ -8502,29 +8119,7 @@
           <w:sz w:val="21"/>
           <w:szCs w:val="24"/>
         </w:rPr>
-        <w:t>Officer</w:t>
-      </w:r>
-      <w:r>
-        <w:rPr>
-          <w:rFonts w:ascii="Times New Roman" w:hAnsi="Times New Roman" w:cs="Arial"/>
-          <w:b/>
-          <w:color w:val="000000"/>
-          <w:kern w:val="2"/>
-          <w:sz w:val="21"/>
-          <w:szCs w:val="24"/>
-        </w:rPr>
-        <w:t xml:space="preserve"> of the establishment</w:t>
-      </w:r>
-      <w:r>
-        <w:rPr>
-          <w:rFonts w:ascii="Times New Roman" w:hAnsi="Times New Roman" w:cs="Arial"/>
-          <w:b/>
-          <w:color w:val="000000"/>
-          <w:kern w:val="2"/>
-          <w:sz w:val="21"/>
-          <w:szCs w:val="24"/>
-        </w:rPr>
-        <w:t xml:space="preserve"> </w:t>
+        <w:t xml:space="preserve">Officer of the establishment </w:t>
       </w:r>
     </w:p>
     <w:p>
@@ -8665,53 +8260,16 @@
           <w:szCs w:val="24"/>
         </w:rPr>
       </w:pPr>
-      <w:proofErr w:type="spellStart"/>
-      <w:r>
-        <w:rPr>
-          <w:rFonts w:ascii="Times New Roman" w:hAnsi="Times New Roman" w:cs="Arial"/>
-          <w:b/>
-          <w:color w:val="000000"/>
-          <w:kern w:val="2"/>
-          <w:sz w:val="21"/>
-          <w:szCs w:val="24"/>
-        </w:rPr>
-        <w:t>Pratibha</w:t>
-      </w:r>
-      <w:proofErr w:type="spellEnd"/>
-      <w:r>
-        <w:rPr>
-          <w:rFonts w:ascii="Times New Roman" w:hAnsi="Times New Roman" w:cs="Arial"/>
-          <w:b/>
-          <w:color w:val="000000"/>
-          <w:kern w:val="2"/>
-          <w:sz w:val="21"/>
-          <w:szCs w:val="24"/>
-        </w:rPr>
-        <w:t xml:space="preserve"> </w:t>
-      </w:r>
-      <w:proofErr w:type="spellStart"/>
-      <w:r>
-        <w:rPr>
-          <w:rFonts w:ascii="Times New Roman" w:hAnsi="Times New Roman" w:cs="Arial"/>
-          <w:b/>
-          <w:color w:val="000000"/>
-          <w:kern w:val="2"/>
-          <w:sz w:val="21"/>
-          <w:szCs w:val="24"/>
-        </w:rPr>
-        <w:t>Syntex</w:t>
-      </w:r>
-      <w:proofErr w:type="spellEnd"/>
-      <w:r>
-        <w:rPr>
-          <w:rFonts w:ascii="Times New Roman" w:hAnsi="Times New Roman" w:cs="Arial"/>
-          <w:b/>
-          <w:color w:val="000000"/>
-          <w:kern w:val="2"/>
-          <w:sz w:val="21"/>
-          <w:szCs w:val="24"/>
-        </w:rPr>
-        <w:t xml:space="preserve"> Ltd</w:t>
+      <w:r>
+        <w:rPr>
+          <w:rFonts w:ascii="Times New Roman" w:hAnsi="Times New Roman" w:cs="Arial"/>
+          <w:b/>
+          <w:color w:val="000000"/>
+          <w:kern w:val="2"/>
+          <w:sz w:val="21"/>
+          <w:szCs w:val="24"/>
+        </w:rPr>
+        <w:t>Pratibha Syntex Ltd</w:t>
       </w:r>
     </w:p>
     <w:p>
@@ -8754,29 +8312,7 @@
           <w:sz w:val="19"/>
           <w:szCs w:val="24"/>
         </w:rPr>
-        <w:t xml:space="preserve">Plot No. 4 Industrial Growth Centre, </w:t>
-      </w:r>
-      <w:proofErr w:type="spellStart"/>
-      <w:r>
-        <w:rPr>
-          <w:rFonts w:ascii="Times New Roman" w:hAnsi="Times New Roman" w:cs="Arial"/>
-          <w:color w:val="000000"/>
-          <w:kern w:val="2"/>
-          <w:sz w:val="19"/>
-          <w:szCs w:val="24"/>
-        </w:rPr>
-        <w:t>Kheda</w:t>
-      </w:r>
-      <w:proofErr w:type="spellEnd"/>
-      <w:r>
-        <w:rPr>
-          <w:rFonts w:ascii="Times New Roman" w:hAnsi="Times New Roman" w:cs="Arial"/>
-          <w:color w:val="000000"/>
-          <w:kern w:val="2"/>
-          <w:sz w:val="19"/>
-          <w:szCs w:val="24"/>
-        </w:rPr>
-        <w:t xml:space="preserve"> </w:t>
+        <w:t xml:space="preserve">Plot No. 4 Industrial Growth Centre, Kheda </w:t>
       </w:r>
       <w:r>
         <w:rPr>
@@ -8822,7 +8358,6 @@
           <w:szCs w:val="24"/>
         </w:rPr>
       </w:pPr>
-      <w:proofErr w:type="spellStart"/>
       <w:r>
         <w:rPr>
           <w:rFonts w:ascii="Times New Roman" w:hAnsi="Times New Roman" w:cs="Arial"/>
@@ -8831,62 +8366,7 @@
           <w:sz w:val="19"/>
           <w:szCs w:val="24"/>
         </w:rPr>
-        <w:t>Pithampur</w:t>
-      </w:r>
-      <w:proofErr w:type="spellEnd"/>
-      <w:r>
-        <w:rPr>
-          <w:rFonts w:ascii="Times New Roman" w:hAnsi="Times New Roman" w:cs="Arial"/>
-          <w:color w:val="000000"/>
-          <w:kern w:val="2"/>
-          <w:sz w:val="19"/>
-          <w:szCs w:val="24"/>
-        </w:rPr>
-        <w:t xml:space="preserve">, </w:t>
-      </w:r>
-      <w:proofErr w:type="spellStart"/>
-      <w:r>
-        <w:rPr>
-          <w:rFonts w:ascii="Times New Roman" w:hAnsi="Times New Roman" w:cs="Arial"/>
-          <w:color w:val="000000"/>
-          <w:kern w:val="2"/>
-          <w:sz w:val="19"/>
-          <w:szCs w:val="24"/>
-        </w:rPr>
-        <w:t>Distt</w:t>
-      </w:r>
-      <w:proofErr w:type="spellEnd"/>
-      <w:r>
-        <w:rPr>
-          <w:rFonts w:ascii="Times New Roman" w:hAnsi="Times New Roman" w:cs="Arial"/>
-          <w:color w:val="000000"/>
-          <w:kern w:val="2"/>
-          <w:sz w:val="19"/>
-          <w:szCs w:val="24"/>
-        </w:rPr>
-        <w:t xml:space="preserve"> </w:t>
-      </w:r>
-      <w:proofErr w:type="spellStart"/>
-      <w:r>
-        <w:rPr>
-          <w:rFonts w:ascii="Times New Roman" w:hAnsi="Times New Roman" w:cs="Arial"/>
-          <w:color w:val="000000"/>
-          <w:kern w:val="2"/>
-          <w:sz w:val="19"/>
-          <w:szCs w:val="24"/>
-        </w:rPr>
-        <w:t>Dhar</w:t>
-      </w:r>
-      <w:proofErr w:type="spellEnd"/>
-      <w:r>
-        <w:rPr>
-          <w:rFonts w:ascii="Times New Roman" w:hAnsi="Times New Roman" w:cs="Arial"/>
-          <w:color w:val="000000"/>
-          <w:kern w:val="2"/>
-          <w:sz w:val="19"/>
-          <w:szCs w:val="24"/>
-        </w:rPr>
-        <w:t xml:space="preserve"> (M.P.) India</w:t>
+        <w:t>Pithampur, Distt Dhar (M.P.) India</w:t>
       </w:r>
     </w:p>
     <w:p>
@@ -9010,7 +8490,6 @@
           <w:szCs w:val="24"/>
         </w:rPr>
       </w:pPr>
-      <w:proofErr w:type="gramStart"/>
       <w:r>
         <w:rPr>
           <w:rFonts w:ascii="Arial" w:hAnsi="Arial" w:cs="Arial"/>
@@ -9020,41 +8499,7 @@
           <w:sz w:val="19"/>
           <w:szCs w:val="24"/>
         </w:rPr>
-        <w:t>or</w:t>
-      </w:r>
-      <w:proofErr w:type="gramEnd"/>
-      <w:r>
-        <w:rPr>
-          <w:rFonts w:ascii="Arial" w:hAnsi="Arial" w:cs="Arial"/>
-          <w:b/>
-          <w:color w:val="000000"/>
-          <w:kern w:val="2"/>
-          <w:sz w:val="19"/>
-          <w:szCs w:val="24"/>
-        </w:rPr>
-        <w:t xml:space="preserve"> rubber stamp there</w:t>
-      </w:r>
-      <w:r>
-        <w:rPr>
-          <w:rFonts w:ascii="Arial" w:hAnsi="Arial" w:cs="Arial"/>
-          <w:b/>
-          <w:color w:val="000000"/>
-          <w:kern w:val="2"/>
-          <w:sz w:val="19"/>
-          <w:szCs w:val="24"/>
-        </w:rPr>
-        <w:t xml:space="preserve"> </w:t>
-      </w:r>
-      <w:r>
-        <w:rPr>
-          <w:rFonts w:ascii="Arial" w:hAnsi="Arial" w:cs="Arial"/>
-          <w:b/>
-          <w:color w:val="000000"/>
-          <w:kern w:val="2"/>
-          <w:sz w:val="19"/>
-          <w:szCs w:val="24"/>
-        </w:rPr>
-        <w:t>of</w:t>
+        <w:t>or rubber stamp there of</w:t>
       </w:r>
     </w:p>
     <w:sectPr>
@@ -9069,7 +8514,7 @@
 </file>
 
 <file path=word/endnotes.xml><?xml version="1.0" encoding="utf-8"?>
-<w:endnotes xmlns:wpc="http://schemas.microsoft.com/office/word/2010/wordprocessingCanvas" xmlns:mc="http://schemas.openxmlformats.org/markup-compatibility/2006" xmlns:o="urn:schemas-microsoft-com:office:office" xmlns:r="http://schemas.openxmlformats.org/officeDocument/2006/relationships" xmlns:m="http://schemas.openxmlformats.org/officeDocument/2006/math" xmlns:v="urn:schemas-microsoft-com:vml" xmlns:wp14="http://schemas.microsoft.com/office/word/2010/wordprocessingDrawing" xmlns:wp="http://schemas.openxmlformats.org/drawingml/2006/wordprocessingDrawing" xmlns:w10="urn:schemas-microsoft-com:office:word" xmlns:w="http://schemas.openxmlformats.org/wordprocessingml/2006/main" xmlns:w14="http://schemas.microsoft.com/office/word/2010/wordml" xmlns:w15="http://schemas.microsoft.com/office/word/2012/wordml" xmlns:wpg="http://schemas.microsoft.com/office/word/2010/wordprocessingGroup" xmlns:wpi="http://schemas.microsoft.com/office/word/2010/wordprocessingInk" xmlns:wne="http://schemas.microsoft.com/office/word/2006/wordml" xmlns:wps="http://schemas.microsoft.com/office/word/2010/wordprocessingShape" mc:Ignorable="w14 w15 wp14">
+<w:endnotes xmlns:wpc="http://schemas.microsoft.com/office/word/2010/wordprocessingCanvas" xmlns:cx="http://schemas.microsoft.com/office/drawing/2014/chartex" xmlns:cx1="http://schemas.microsoft.com/office/drawing/2015/9/8/chartex" xmlns:cx2="http://schemas.microsoft.com/office/drawing/2015/10/21/chartex" xmlns:cx3="http://schemas.microsoft.com/office/drawing/2016/5/9/chartex" xmlns:cx4="http://schemas.microsoft.com/office/drawing/2016/5/10/chartex" xmlns:cx5="http://schemas.microsoft.com/office/drawing/2016/5/11/chartex" xmlns:cx6="http://schemas.microsoft.com/office/drawing/2016/5/12/chartex" xmlns:cx7="http://schemas.microsoft.com/office/drawing/2016/5/13/chartex" xmlns:cx8="http://schemas.microsoft.com/office/drawing/2016/5/14/chartex" xmlns:mc="http://schemas.openxmlformats.org/markup-compatibility/2006" xmlns:aink="http://schemas.microsoft.com/office/drawing/2016/ink" xmlns:am3d="http://schemas.microsoft.com/office/drawing/2017/model3d" xmlns:o="urn:schemas-microsoft-com:office:office" xmlns:r="http://schemas.openxmlformats.org/officeDocument/2006/relationships" xmlns:m="http://schemas.openxmlformats.org/officeDocument/2006/math" xmlns:v="urn:schemas-microsoft-com:vml" xmlns:wp14="http://schemas.microsoft.com/office/word/2010/wordprocessingDrawing" xmlns:wp="http://schemas.openxmlformats.org/drawingml/2006/wordprocessingDrawing" xmlns:w10="urn:schemas-microsoft-com:office:word" xmlns:w="http://schemas.openxmlformats.org/wordprocessingml/2006/main" xmlns:w14="http://schemas.microsoft.com/office/word/2010/wordml" xmlns:w15="http://schemas.microsoft.com/office/word/2012/wordml" xmlns:w16cex="http://schemas.microsoft.com/office/word/2018/wordml/cex" xmlns:w16cid="http://schemas.microsoft.com/office/word/2016/wordml/cid" xmlns:w16="http://schemas.microsoft.com/office/word/2018/wordml" xmlns:w16sdtdh="http://schemas.microsoft.com/office/word/2020/wordml/sdtdatahash" xmlns:w16se="http://schemas.microsoft.com/office/word/2015/wordml/symex" xmlns:wpg="http://schemas.microsoft.com/office/word/2010/wordprocessingGroup" xmlns:wpi="http://schemas.microsoft.com/office/word/2010/wordprocessingInk" xmlns:wne="http://schemas.microsoft.com/office/word/2006/wordml" xmlns:wps="http://schemas.microsoft.com/office/word/2010/wordprocessingShape" mc:Ignorable="w14 w15 w16se w16cid w16 w16cex w16sdtdh wp14">
   <w:endnote w:type="separator" w:id="-1">
     <w:p>
       <w:pPr>
@@ -9094,7 +8539,7 @@
 </file>
 
 <file path=word/footnotes.xml><?xml version="1.0" encoding="utf-8"?>
-<w:footnotes xmlns:wpc="http://schemas.microsoft.com/office/word/2010/wordprocessingCanvas" xmlns:mc="http://schemas.openxmlformats.org/markup-compatibility/2006" xmlns:o="urn:schemas-microsoft-com:office:office" xmlns:r="http://schemas.openxmlformats.org/officeDocument/2006/relationships" xmlns:m="http://schemas.openxmlformats.org/officeDocument/2006/math" xmlns:v="urn:schemas-microsoft-com:vml" xmlns:wp14="http://schemas.microsoft.com/office/word/2010/wordprocessingDrawing" xmlns:wp="http://schemas.openxmlformats.org/drawingml/2006/wordprocessingDrawing" xmlns:w10="urn:schemas-microsoft-com:office:word" xmlns:w="http://schemas.openxmlformats.org/wordprocessingml/2006/main" xmlns:w14="http://schemas.microsoft.com/office/word/2010/wordml" xmlns:w15="http://schemas.microsoft.com/office/word/2012/wordml" xmlns:wpg="http://schemas.microsoft.com/office/word/2010/wordprocessingGroup" xmlns:wpi="http://schemas.microsoft.com/office/word/2010/wordprocessingInk" xmlns:wne="http://schemas.microsoft.com/office/word/2006/wordml" xmlns:wps="http://schemas.microsoft.com/office/word/2010/wordprocessingShape" mc:Ignorable="w14 w15 wp14">
+<w:footnotes xmlns:wpc="http://schemas.microsoft.com/office/word/2010/wordprocessingCanvas" xmlns:cx="http://schemas.microsoft.com/office/drawing/2014/chartex" xmlns:cx1="http://schemas.microsoft.com/office/drawing/2015/9/8/chartex" xmlns:cx2="http://schemas.microsoft.com/office/drawing/2015/10/21/chartex" xmlns:cx3="http://schemas.microsoft.com/office/drawing/2016/5/9/chartex" xmlns:cx4="http://schemas.microsoft.com/office/drawing/2016/5/10/chartex" xmlns:cx5="http://schemas.microsoft.com/office/drawing/2016/5/11/chartex" xmlns:cx6="http://schemas.microsoft.com/office/drawing/2016/5/12/chartex" xmlns:cx7="http://schemas.microsoft.com/office/drawing/2016/5/13/chartex" xmlns:cx8="http://schemas.microsoft.com/office/drawing/2016/5/14/chartex" xmlns:mc="http://schemas.openxmlformats.org/markup-compatibility/2006" xmlns:aink="http://schemas.microsoft.com/office/drawing/2016/ink" xmlns:am3d="http://schemas.microsoft.com/office/drawing/2017/model3d" xmlns:o="urn:schemas-microsoft-com:office:office" xmlns:r="http://schemas.openxmlformats.org/officeDocument/2006/relationships" xmlns:m="http://schemas.openxmlformats.org/officeDocument/2006/math" xmlns:v="urn:schemas-microsoft-com:vml" xmlns:wp14="http://schemas.microsoft.com/office/word/2010/wordprocessingDrawing" xmlns:wp="http://schemas.openxmlformats.org/drawingml/2006/wordprocessingDrawing" xmlns:w10="urn:schemas-microsoft-com:office:word" xmlns:w="http://schemas.openxmlformats.org/wordprocessingml/2006/main" xmlns:w14="http://schemas.microsoft.com/office/word/2010/wordml" xmlns:w15="http://schemas.microsoft.com/office/word/2012/wordml" xmlns:w16cex="http://schemas.microsoft.com/office/word/2018/wordml/cex" xmlns:w16cid="http://schemas.microsoft.com/office/word/2016/wordml/cid" xmlns:w16="http://schemas.microsoft.com/office/word/2018/wordml" xmlns:w16sdtdh="http://schemas.microsoft.com/office/word/2020/wordml/sdtdatahash" xmlns:w16se="http://schemas.microsoft.com/office/word/2015/wordml/symex" xmlns:wpg="http://schemas.microsoft.com/office/word/2010/wordprocessingGroup" xmlns:wpi="http://schemas.microsoft.com/office/word/2010/wordprocessingInk" xmlns:wne="http://schemas.microsoft.com/office/word/2006/wordml" xmlns:wps="http://schemas.microsoft.com/office/word/2010/wordprocessingShape" mc:Ignorable="w14 w15 w16se w16cid w16 w16cex w16sdtdh wp14">
   <w:footnote w:type="separator" w:id="-1">
     <w:p>
       <w:pPr>
@@ -9119,7 +8564,7 @@
 </file>
 
 <file path=word/header1.xml><?xml version="1.0" encoding="utf-8"?>
-<w:hdr xmlns:wpc="http://schemas.microsoft.com/office/word/2010/wordprocessingCanvas" xmlns:mc="http://schemas.openxmlformats.org/markup-compatibility/2006" xmlns:o="urn:schemas-microsoft-com:office:office" xmlns:r="http://schemas.openxmlformats.org/officeDocument/2006/relationships" xmlns:m="http://schemas.openxmlformats.org/officeDocument/2006/math" xmlns:v="urn:schemas-microsoft-com:vml" xmlns:wp14="http://schemas.microsoft.com/office/word/2010/wordprocessingDrawing" xmlns:wp="http://schemas.openxmlformats.org/drawingml/2006/wordprocessingDrawing" xmlns:w10="urn:schemas-microsoft-com:office:word" xmlns:w="http://schemas.openxmlformats.org/wordprocessingml/2006/main" xmlns:w14="http://schemas.microsoft.com/office/word/2010/wordml" xmlns:w15="http://schemas.microsoft.com/office/word/2012/wordml" xmlns:wpg="http://schemas.microsoft.com/office/word/2010/wordprocessingGroup" xmlns:wpi="http://schemas.microsoft.com/office/word/2010/wordprocessingInk" xmlns:wne="http://schemas.microsoft.com/office/word/2006/wordml" xmlns:wps="http://schemas.microsoft.com/office/word/2010/wordprocessingShape" mc:Ignorable="w14 w15 wp14">
+<w:hdr xmlns:wpc="http://schemas.microsoft.com/office/word/2010/wordprocessingCanvas" xmlns:cx="http://schemas.microsoft.com/office/drawing/2014/chartex" xmlns:cx1="http://schemas.microsoft.com/office/drawing/2015/9/8/chartex" xmlns:cx2="http://schemas.microsoft.com/office/drawing/2015/10/21/chartex" xmlns:cx3="http://schemas.microsoft.com/office/drawing/2016/5/9/chartex" xmlns:cx4="http://schemas.microsoft.com/office/drawing/2016/5/10/chartex" xmlns:cx5="http://schemas.microsoft.com/office/drawing/2016/5/11/chartex" xmlns:cx6="http://schemas.microsoft.com/office/drawing/2016/5/12/chartex" xmlns:cx7="http://schemas.microsoft.com/office/drawing/2016/5/13/chartex" xmlns:cx8="http://schemas.microsoft.com/office/drawing/2016/5/14/chartex" xmlns:mc="http://schemas.openxmlformats.org/markup-compatibility/2006" xmlns:aink="http://schemas.microsoft.com/office/drawing/2016/ink" xmlns:am3d="http://schemas.microsoft.com/office/drawing/2017/model3d" xmlns:o="urn:schemas-microsoft-com:office:office" xmlns:r="http://schemas.openxmlformats.org/officeDocument/2006/relationships" xmlns:m="http://schemas.openxmlformats.org/officeDocument/2006/math" xmlns:v="urn:schemas-microsoft-com:vml" xmlns:wp14="http://schemas.microsoft.com/office/word/2010/wordprocessingDrawing" xmlns:wp="http://schemas.openxmlformats.org/drawingml/2006/wordprocessingDrawing" xmlns:w10="urn:schemas-microsoft-com:office:word" xmlns:w="http://schemas.openxmlformats.org/wordprocessingml/2006/main" xmlns:w14="http://schemas.microsoft.com/office/word/2010/wordml" xmlns:w15="http://schemas.microsoft.com/office/word/2012/wordml" xmlns:w16cex="http://schemas.microsoft.com/office/word/2018/wordml/cex" xmlns:w16cid="http://schemas.microsoft.com/office/word/2016/wordml/cid" xmlns:w16="http://schemas.microsoft.com/office/word/2018/wordml" xmlns:w16sdtdh="http://schemas.microsoft.com/office/word/2020/wordml/sdtdatahash" xmlns:w16se="http://schemas.microsoft.com/office/word/2015/wordml/symex" xmlns:wpg="http://schemas.microsoft.com/office/word/2010/wordprocessingGroup" xmlns:wpi="http://schemas.microsoft.com/office/word/2010/wordprocessingInk" xmlns:wne="http://schemas.microsoft.com/office/word/2006/wordml" xmlns:wps="http://schemas.microsoft.com/office/word/2010/wordprocessingShape" mc:Ignorable="w14 w15 w16se w16cid w16 w16cex w16sdtdh wp14">
   <w:p>
     <w:pPr>
       <w:widowControl w:val="0"/>
@@ -9239,29 +8684,7 @@
         <w:sz w:val="19"/>
         <w:szCs w:val="24"/>
       </w:rPr>
-      <w:t xml:space="preserve">(For </w:t>
-    </w:r>
-    <w:proofErr w:type="spellStart"/>
-    <w:r>
-      <w:rPr>
-        <w:rFonts w:ascii="Times New Roman" w:hAnsi="Times New Roman"/>
-        <w:color w:val="000000"/>
-        <w:kern w:val="2"/>
-        <w:sz w:val="19"/>
-        <w:szCs w:val="24"/>
-      </w:rPr>
-      <w:t>Unexempted</w:t>
-    </w:r>
-    <w:proofErr w:type="spellEnd"/>
-    <w:r>
-      <w:rPr>
-        <w:rFonts w:ascii="Times New Roman" w:hAnsi="Times New Roman"/>
-        <w:color w:val="000000"/>
-        <w:kern w:val="2"/>
-        <w:sz w:val="19"/>
-        <w:szCs w:val="24"/>
-      </w:rPr>
-      <w:t xml:space="preserve"> / Exempted Establishment)</w:t>
+      <w:t>(For Unexempted / Exempted Establishment)</w:t>
     </w:r>
   </w:p>
   <w:p>
@@ -9463,7 +8886,7 @@
 </file>
 
 <file path=word/numbering.xml><?xml version="1.0" encoding="utf-8"?>
-<w:numbering xmlns:wpc="http://schemas.microsoft.com/office/word/2010/wordprocessingCanvas" xmlns:mc="http://schemas.openxmlformats.org/markup-compatibility/2006" xmlns:o="urn:schemas-microsoft-com:office:office" xmlns:r="http://schemas.openxmlformats.org/officeDocument/2006/relationships" xmlns:m="http://schemas.openxmlformats.org/officeDocument/2006/math" xmlns:v="urn:schemas-microsoft-com:vml" xmlns:wp14="http://schemas.microsoft.com/office/word/2010/wordprocessingDrawing" xmlns:wp="http://schemas.openxmlformats.org/drawingml/2006/wordprocessingDrawing" xmlns:w10="urn:schemas-microsoft-com:office:word" xmlns:w="http://schemas.openxmlformats.org/wordprocessingml/2006/main" xmlns:w14="http://schemas.microsoft.com/office/word/2010/wordml" xmlns:w15="http://schemas.microsoft.com/office/word/2012/wordml" xmlns:wpg="http://schemas.microsoft.com/office/word/2010/wordprocessingGroup" xmlns:wpi="http://schemas.microsoft.com/office/word/2010/wordprocessingInk" xmlns:wne="http://schemas.microsoft.com/office/word/2006/wordml" xmlns:wps="http://schemas.microsoft.com/office/word/2010/wordprocessingShape" mc:Ignorable="w14 w15 wp14">
+<w:numbering xmlns:wpc="http://schemas.microsoft.com/office/word/2010/wordprocessingCanvas" xmlns:cx="http://schemas.microsoft.com/office/drawing/2014/chartex" xmlns:cx1="http://schemas.microsoft.com/office/drawing/2015/9/8/chartex" xmlns:cx2="http://schemas.microsoft.com/office/drawing/2015/10/21/chartex" xmlns:cx3="http://schemas.microsoft.com/office/drawing/2016/5/9/chartex" xmlns:cx4="http://schemas.microsoft.com/office/drawing/2016/5/10/chartex" xmlns:cx5="http://schemas.microsoft.com/office/drawing/2016/5/11/chartex" xmlns:cx6="http://schemas.microsoft.com/office/drawing/2016/5/12/chartex" xmlns:cx7="http://schemas.microsoft.com/office/drawing/2016/5/13/chartex" xmlns:cx8="http://schemas.microsoft.com/office/drawing/2016/5/14/chartex" xmlns:mc="http://schemas.openxmlformats.org/markup-compatibility/2006" xmlns:aink="http://schemas.microsoft.com/office/drawing/2016/ink" xmlns:am3d="http://schemas.microsoft.com/office/drawing/2017/model3d" xmlns:o="urn:schemas-microsoft-com:office:office" xmlns:r="http://schemas.openxmlformats.org/officeDocument/2006/relationships" xmlns:m="http://schemas.openxmlformats.org/officeDocument/2006/math" xmlns:v="urn:schemas-microsoft-com:vml" xmlns:wp14="http://schemas.microsoft.com/office/word/2010/wordprocessingDrawing" xmlns:wp="http://schemas.openxmlformats.org/drawingml/2006/wordprocessingDrawing" xmlns:w10="urn:schemas-microsoft-com:office:word" xmlns:w="http://schemas.openxmlformats.org/wordprocessingml/2006/main" xmlns:w14="http://schemas.microsoft.com/office/word/2010/wordml" xmlns:w15="http://schemas.microsoft.com/office/word/2012/wordml" xmlns:w16cex="http://schemas.microsoft.com/office/word/2018/wordml/cex" xmlns:w16cid="http://schemas.microsoft.com/office/word/2016/wordml/cid" xmlns:w16="http://schemas.microsoft.com/office/word/2018/wordml" xmlns:w16sdtdh="http://schemas.microsoft.com/office/word/2020/wordml/sdtdatahash" xmlns:w16se="http://schemas.microsoft.com/office/word/2015/wordml/symex" xmlns:wpg="http://schemas.microsoft.com/office/word/2010/wordprocessingGroup" xmlns:wpi="http://schemas.microsoft.com/office/word/2010/wordprocessingInk" xmlns:wne="http://schemas.microsoft.com/office/word/2006/wordml" xmlns:wps="http://schemas.microsoft.com/office/word/2010/wordprocessingShape" mc:Ignorable="w14 w15 w16se w16cid w16 w16cex w16sdtdh wp14">
   <w:abstractNum w:abstractNumId="0" w15:restartNumberingAfterBreak="0">
     <w:nsid w:val="1DDD4FC1"/>
     <w:multiLevelType w:val="hybridMultilevel"/>
@@ -9560,7 +8983,7 @@
 </file>
 
 <file path=word/styles.xml><?xml version="1.0" encoding="utf-8"?>
-<w:styles xmlns:mc="http://schemas.openxmlformats.org/markup-compatibility/2006" xmlns:r="http://schemas.openxmlformats.org/officeDocument/2006/relationships" xmlns:w="http://schemas.openxmlformats.org/wordprocessingml/2006/main" xmlns:w14="http://schemas.microsoft.com/office/word/2010/wordml" xmlns:w15="http://schemas.microsoft.com/office/word/2012/wordml" mc:Ignorable="w14 w15">
+<w:styles xmlns:mc="http://schemas.openxmlformats.org/markup-compatibility/2006" xmlns:r="http://schemas.openxmlformats.org/officeDocument/2006/relationships" xmlns:w="http://schemas.openxmlformats.org/wordprocessingml/2006/main" xmlns:w14="http://schemas.microsoft.com/office/word/2010/wordml" xmlns:w15="http://schemas.microsoft.com/office/word/2012/wordml" xmlns:w16cex="http://schemas.microsoft.com/office/word/2018/wordml/cex" xmlns:w16cid="http://schemas.microsoft.com/office/word/2016/wordml/cid" xmlns:w16="http://schemas.microsoft.com/office/word/2018/wordml" xmlns:w16sdtdh="http://schemas.microsoft.com/office/word/2020/wordml/sdtdatahash" xmlns:w16se="http://schemas.microsoft.com/office/word/2015/wordml/symex" mc:Ignorable="w14 w15 w16se w16cid w16 w16cex w16sdtdh">
   <w:docDefaults>
     <w:rPrDefault>
       <w:rPr>
@@ -9576,7 +8999,7 @@
       </w:pPr>
     </w:pPrDefault>
   </w:docDefaults>
-  <w:latentStyles w:defLockedState="0" w:defUIPriority="99" w:defSemiHidden="0" w:defUnhideWhenUsed="0" w:defQFormat="0" w:count="371">
+  <w:latentStyles w:defLockedState="0" w:defUIPriority="99" w:defSemiHidden="0" w:defUnhideWhenUsed="0" w:defQFormat="0" w:count="376">
     <w:lsdException w:name="Normal" w:uiPriority="0" w:qFormat="1"/>
     <w:lsdException w:name="heading 1" w:uiPriority="9" w:qFormat="1"/>
     <w:lsdException w:name="heading 2" w:semiHidden="1" w:uiPriority="9" w:unhideWhenUsed="1" w:qFormat="1"/>
@@ -9682,7 +9105,6 @@
     <w:lsdException w:name="HTML Sample" w:semiHidden="1" w:unhideWhenUsed="1"/>
     <w:lsdException w:name="HTML Typewriter" w:semiHidden="1" w:unhideWhenUsed="1"/>
     <w:lsdException w:name="HTML Variable" w:semiHidden="1" w:unhideWhenUsed="1"/>
-    <w:lsdException w:name="Normal Table" w:semiHidden="1" w:unhideWhenUsed="1"/>
     <w:lsdException w:name="annotation subject" w:semiHidden="1" w:unhideWhenUsed="1"/>
     <w:lsdException w:name="No List" w:semiHidden="1" w:unhideWhenUsed="1"/>
     <w:lsdException w:name="Outline List 1" w:semiHidden="1" w:unhideWhenUsed="1"/>
@@ -9725,11 +9147,8 @@
     <w:lsdException w:name="Table Contemporary" w:semiHidden="1" w:unhideWhenUsed="1"/>
     <w:lsdException w:name="Table Elegant" w:semiHidden="1" w:unhideWhenUsed="1"/>
     <w:lsdException w:name="Table Professional" w:semiHidden="1" w:unhideWhenUsed="1"/>
-    <w:lsdException w:name="Table Subtle 1" w:semiHidden="1" w:unhideWhenUsed="1"/>
     <w:lsdException w:name="Table Subtle 2" w:semiHidden="1" w:unhideWhenUsed="1"/>
     <w:lsdException w:name="Table Web 1" w:semiHidden="1" w:unhideWhenUsed="1"/>
-    <w:lsdException w:name="Table Web 2" w:semiHidden="1" w:unhideWhenUsed="1"/>
-    <w:lsdException w:name="Table Web 3" w:semiHidden="1" w:unhideWhenUsed="1"/>
     <w:lsdException w:name="Balloon Text" w:semiHidden="1" w:unhideWhenUsed="1"/>
     <w:lsdException w:name="Table Grid" w:uiPriority="39"/>
     <w:lsdException w:name="Table Theme" w:semiHidden="1" w:unhideWhenUsed="1"/>
@@ -9948,6 +9367,11 @@
     <w:lsdException w:name="List Table 5 Dark Accent 6" w:uiPriority="50"/>
     <w:lsdException w:name="List Table 6 Colorful Accent 6" w:uiPriority="51"/>
     <w:lsdException w:name="List Table 7 Colorful Accent 6" w:uiPriority="52"/>
+    <w:lsdException w:name="Mention" w:semiHidden="1" w:unhideWhenUsed="1"/>
+    <w:lsdException w:name="Smart Hyperlink" w:semiHidden="1" w:unhideWhenUsed="1"/>
+    <w:lsdException w:name="Hashtag" w:semiHidden="1" w:unhideWhenUsed="1"/>
+    <w:lsdException w:name="Unresolved Mention" w:semiHidden="1" w:unhideWhenUsed="1"/>
+    <w:lsdException w:name="Smart Link" w:semiHidden="1" w:unhideWhenUsed="1"/>
   </w:latentStyles>
   <w:style w:type="paragraph" w:default="1" w:styleId="Normal">
     <w:name w:val="Normal"/>
